--- a/Documentos/Guia_Rapida_Uso_SARC.docx
+++ b/Documentos/Guia_Rapida_Uso_SARC.docx
@@ -510,7 +510,7 @@
           <w:sz w:val="24"/>
           <w:szCs w:val="24"/>
         </w:rPr>
-        <w:t>Ingrese a la dirección del sistema SARC en el navegador.</w:t>
+        <w:t>Si usa la aplicación instalada, haga doble clic en Proyecto SARC; si usa una versión web, abra la dirección publicada.</w:t>
       </w:r>
     </w:p>
     <w:p>
@@ -1551,25 +1551,7 @@
                 <w:sz w:val="21"/>
                 <w:szCs w:val="21"/>
               </w:rPr>
-              <w:t xml:space="preserve">Recargue con </w:t>
-            </w:r>
-            <w:proofErr w:type="spellStart"/>
-            <w:r>
-              <w:rPr>
-                <w:rFonts w:cs="Arial"/>
-                <w:sz w:val="21"/>
-                <w:szCs w:val="21"/>
-              </w:rPr>
-              <w:t>Ctrl</w:t>
-            </w:r>
-            <w:proofErr w:type="spellEnd"/>
-            <w:r>
-              <w:rPr>
-                <w:rFonts w:cs="Arial"/>
-                <w:sz w:val="21"/>
-                <w:szCs w:val="21"/>
-              </w:rPr>
-              <w:t xml:space="preserve"> + F5 y confirme conexión a internet.</w:t>
+              <w:t>Abra nuevamente Proyecto SARC, recargue con Ctrl + F5 y confirme conexión a internet.</w:t>
             </w:r>
           </w:p>
         </w:tc>
@@ -1643,10 +1625,7 @@
           </w:tcPr>
           <w:p>
             <w:r>
-              <w:t xml:space="preserve">Verifique que el correo sea </w:t>
-            </w:r>
-            <w:r>
-              <w:t>institucional y que la nueva contraseña coincida con la confirmación.</w:t>
+              <w:t>Verifique que el correo sea institucional y que la nueva contraseña coincida con la confirmación.</w:t>
             </w:r>
           </w:p>
         </w:tc>
@@ -1715,7 +1694,6 @@
           <w:rFonts w:ascii="Arial" w:hAnsi="Arial" w:cs="Arial"/>
           <w:szCs w:val="24"/>
         </w:rPr>
-        <w:lastRenderedPageBreak/>
         <w:t>1</w:t>
       </w:r>
       <w:r>
@@ -1753,14 +1731,7 @@
           <w:sz w:val="24"/>
           <w:szCs w:val="32"/>
         </w:rPr>
-        <w:t xml:space="preserve">Google Firebase. (2024). Firebase Documentation. Google LLC. Recuperado de </w:t>
-      </w:r>
-      <w:r>
-        <w:rPr>
-          <w:sz w:val="24"/>
-          <w:szCs w:val="32"/>
-        </w:rPr>
-        <w:t>https://firebase.google.com/docs</w:t>
+        <w:t>Google Firebase. (2024). Firebase Documentation. Google LLC. Recuperado de https://firebase.google.com/docs</w:t>
       </w:r>
     </w:p>
     <w:p>
